--- a/mokdong2/2fin/word/md2s2_L8_check_exam.docx
+++ b/mokdong2/2fin/word/md2s2_L8_check_exam.docx
@@ -3144,7 +3144,7 @@
           <w:sz w:val="20"/>
           <w:u w:val="none"/>
         </w:rPr>
-        <w:t>〈보기〉 ( he / was / so / terrified / terrifying / that / he / left / the path / by accident )</w:t>
+        <w:t>〈보기〉 ( terrified / by accident / so / terrifying / he / he / that / the path / was / left )</w:t>
       </w:r>
       <w:r>
         <w:br/>
@@ -3277,7 +3277,7 @@
           <w:sz w:val="20"/>
           <w:u w:val="none"/>
         </w:rPr>
-        <w:t>〈보기〉 ( there's / a time machine / that / what / leaves / in 10 minutes )</w:t>
+        <w:t>〈보기〉 ( that / what / leaves / there's / in 10 minutes / a time machine )</w:t>
       </w:r>
       <w:r>
         <w:br/>

--- a/mokdong2/2fin/word/md2s2_L8_check_exam.docx
+++ b/mokdong2/2fin/word/md2s2_L8_check_exam.docx
@@ -19,10 +19,10 @@
     </w:p>
     <w:p>
       <w:pPr>
-        <w:spacing w:after="80"/>
         <w:pBdr>
           <w:bottom w:val="single" w:sz="8" w:space="2" w:color="1F3864"/>
         </w:pBdr>
+        <w:spacing w:after="80"/>
       </w:pPr>
       <w:r>
         <w:rPr>
@@ -75,13 +75,13 @@
     </w:p>
     <w:p>
       <w:pPr>
-        <w:spacing w:after="60"/>
         <w:pBdr>
           <w:top w:val="single" w:sz="4" w:space="3" w:color="9AA9C2"/>
           <w:left w:val="single" w:sz="4" w:space="3" w:color="9AA9C2"/>
           <w:bottom w:val="single" w:sz="4" w:space="3" w:color="9AA9C2"/>
           <w:right w:val="single" w:sz="4" w:space="3" w:color="9AA9C2"/>
         </w:pBdr>
+        <w:spacing w:after="60"/>
         <w:ind w:left="57" w:right="57"/>
       </w:pPr>
       <w:r>
@@ -407,13 +407,13 @@
     </w:p>
     <w:p>
       <w:pPr>
-        <w:spacing w:after="60"/>
         <w:pBdr>
           <w:top w:val="single" w:sz="4" w:space="3" w:color="9AA9C2"/>
           <w:left w:val="single" w:sz="4" w:space="3" w:color="9AA9C2"/>
           <w:bottom w:val="single" w:sz="4" w:space="3" w:color="9AA9C2"/>
           <w:right w:val="single" w:sz="4" w:space="3" w:color="9AA9C2"/>
         </w:pBdr>
+        <w:spacing w:after="60"/>
         <w:ind w:left="57" w:right="57"/>
       </w:pPr>
       <w:r>
@@ -793,13 +793,13 @@
     </w:p>
     <w:p>
       <w:pPr>
-        <w:spacing w:after="60"/>
         <w:pBdr>
           <w:top w:val="single" w:sz="4" w:space="3" w:color="9AA9C2"/>
           <w:left w:val="single" w:sz="4" w:space="3" w:color="9AA9C2"/>
           <w:bottom w:val="single" w:sz="4" w:space="3" w:color="9AA9C2"/>
           <w:right w:val="single" w:sz="4" w:space="3" w:color="9AA9C2"/>
         </w:pBdr>
+        <w:spacing w:after="60"/>
         <w:ind w:left="57" w:right="57"/>
       </w:pPr>
       <w:r>
@@ -1116,13 +1116,13 @@
     </w:p>
     <w:p>
       <w:pPr>
-        <w:spacing w:after="60"/>
         <w:pBdr>
           <w:top w:val="single" w:sz="4" w:space="3" w:color="9AA9C2"/>
           <w:left w:val="single" w:sz="4" w:space="3" w:color="9AA9C2"/>
           <w:bottom w:val="single" w:sz="4" w:space="3" w:color="9AA9C2"/>
           <w:right w:val="single" w:sz="4" w:space="3" w:color="9AA9C2"/>
         </w:pBdr>
+        <w:spacing w:after="60"/>
         <w:ind w:left="57" w:right="57"/>
       </w:pPr>
       <w:r>
@@ -1601,13 +1601,13 @@
     </w:p>
     <w:p>
       <w:pPr>
-        <w:spacing w:after="60"/>
         <w:pBdr>
           <w:top w:val="single" w:sz="4" w:space="3" w:color="9AA9C2"/>
           <w:left w:val="single" w:sz="4" w:space="3" w:color="9AA9C2"/>
           <w:bottom w:val="single" w:sz="4" w:space="3" w:color="9AA9C2"/>
           <w:right w:val="single" w:sz="4" w:space="3" w:color="9AA9C2"/>
         </w:pBdr>
+        <w:spacing w:after="60"/>
         <w:ind w:left="57" w:right="57"/>
       </w:pPr>
       <w:r>
@@ -2147,9 +2147,9 @@
     </w:p>
     <w:p>
       <w:pPr>
+        <w:shd w:val="clear" w:color="auto" w:fill="F1F4F9"/>
         <w:spacing w:after="30"/>
         <w:ind w:left="85"/>
-        <w:shd w:val="clear" w:color="auto" w:fill="F1F4F9"/>
       </w:pPr>
       <w:r>
         <w:rPr>
@@ -2349,9 +2349,9 @@
     </w:p>
     <w:p>
       <w:pPr>
+        <w:shd w:val="clear" w:color="auto" w:fill="F1F4F9"/>
         <w:spacing w:after="30"/>
         <w:ind w:left="85"/>
-        <w:shd w:val="clear" w:color="auto" w:fill="F1F4F9"/>
       </w:pPr>
       <w:r>
         <w:rPr>
@@ -2536,9 +2536,9 @@
     </w:p>
     <w:p>
       <w:pPr>
+        <w:shd w:val="clear" w:color="auto" w:fill="F1F4F9"/>
         <w:spacing w:after="30"/>
         <w:ind w:left="85"/>
-        <w:shd w:val="clear" w:color="auto" w:fill="F1F4F9"/>
       </w:pPr>
       <w:r>
         <w:rPr>
@@ -2723,9 +2723,9 @@
     </w:p>
     <w:p>
       <w:pPr>
+        <w:shd w:val="clear" w:color="auto" w:fill="F1F4F9"/>
         <w:spacing w:after="30"/>
         <w:ind w:left="85"/>
-        <w:shd w:val="clear" w:color="auto" w:fill="F1F4F9"/>
       </w:pPr>
       <w:r>
         <w:rPr>
@@ -2985,9 +2985,9 @@
     </w:p>
     <w:p>
       <w:pPr>
+        <w:shd w:val="clear" w:color="auto" w:fill="F1F4F9"/>
         <w:spacing w:after="30"/>
         <w:ind w:left="85"/>
-        <w:shd w:val="clear" w:color="auto" w:fill="F1F4F9"/>
       </w:pPr>
       <w:r>
         <w:rPr>
@@ -3133,9 +3133,9 @@
     </w:p>
     <w:p>
       <w:pPr>
+        <w:shd w:val="clear" w:color="auto" w:fill="F1F4F9"/>
         <w:spacing w:after="30"/>
         <w:ind w:left="85"/>
-        <w:shd w:val="clear" w:color="auto" w:fill="F1F4F9"/>
       </w:pPr>
       <w:r>
         <w:rPr>
@@ -3266,9 +3266,9 @@
     </w:p>
     <w:p>
       <w:pPr>
+        <w:shd w:val="clear" w:color="auto" w:fill="F1F4F9"/>
         <w:spacing w:after="30"/>
         <w:ind w:left="85"/>
-        <w:shd w:val="clear" w:color="auto" w:fill="F1F4F9"/>
       </w:pPr>
       <w:r>
         <w:rPr>
@@ -3381,9 +3381,9 @@
     </w:p>
     <w:p>
       <w:pPr>
+        <w:shd w:val="clear" w:color="auto" w:fill="F1F4F9"/>
         <w:spacing w:after="30"/>
         <w:ind w:left="85"/>
-        <w:shd w:val="clear" w:color="auto" w:fill="F1F4F9"/>
       </w:pPr>
       <w:r>
         <w:rPr>
@@ -3739,9 +3739,9 @@
     </w:p>
     <w:p>
       <w:pPr>
+        <w:shd w:val="clear" w:color="auto" w:fill="F1F4F9"/>
         <w:spacing w:after="30"/>
         <w:ind w:left="85"/>
-        <w:shd w:val="clear" w:color="auto" w:fill="F1F4F9"/>
       </w:pPr>
       <w:r>
         <w:rPr>
@@ -3884,9 +3884,9 @@
     </w:p>
     <w:p>
       <w:pPr>
+        <w:shd w:val="clear" w:color="auto" w:fill="F1F4F9"/>
         <w:spacing w:after="30"/>
         <w:ind w:left="85"/>
-        <w:shd w:val="clear" w:color="auto" w:fill="F1F4F9"/>
       </w:pPr>
       <w:r>
         <w:rPr>
@@ -4161,9 +4161,9 @@
     </w:p>
     <w:p>
       <w:pPr>
+        <w:shd w:val="clear" w:color="auto" w:fill="F1F4F9"/>
         <w:spacing w:after="30"/>
         <w:ind w:left="85"/>
-        <w:shd w:val="clear" w:color="auto" w:fill="F1F4F9"/>
       </w:pPr>
       <w:r>
         <w:rPr>
@@ -4316,8 +4316,8 @@
           <w:type w:val="continuous"/>
           <w:pgSz w:w="11906" w:h="16838"/>
           <w:pgMar w:top="680" w:right="794" w:bottom="624" w:left="794" w:header="720" w:footer="720" w:gutter="0"/>
+          <w:cols w:num="2" w:space="396" w:sep="1"/>
           <w:docGrid w:linePitch="360"/>
-          <w:cols w:num="2" w:space="396" w:sep="1"/>
         </w:sectPr>
       </w:pPr>
     </w:p>
@@ -5929,8 +5929,8 @@
     <w:sectPr>
       <w:pgSz w:w="11906" w:h="16838"/>
       <w:pgMar w:top="680" w:right="794" w:bottom="624" w:left="794" w:header="720" w:footer="720" w:gutter="0"/>
+      <w:cols w:num="1" w:space="396"/>
       <w:docGrid w:linePitch="360"/>
-      <w:cols w:num="1" w:space="396"/>
     </w:sectPr>
   </w:body>
 </w:document>

--- a/mokdong2/2fin/word/md2s2_L8_check_exam.docx
+++ b/mokdong2/2fin/word/md2s2_L8_check_exam.docx
@@ -19,10 +19,10 @@
     </w:p>
     <w:p>
       <w:pPr>
+        <w:spacing w:after="80"/>
         <w:pBdr>
           <w:bottom w:val="single" w:sz="8" w:space="2" w:color="1F3864"/>
         </w:pBdr>
-        <w:spacing w:after="80"/>
       </w:pPr>
       <w:r>
         <w:rPr>
@@ -75,13 +75,13 @@
     </w:p>
     <w:p>
       <w:pPr>
+        <w:spacing w:after="60"/>
         <w:pBdr>
           <w:top w:val="single" w:sz="4" w:space="3" w:color="9AA9C2"/>
           <w:left w:val="single" w:sz="4" w:space="3" w:color="9AA9C2"/>
           <w:bottom w:val="single" w:sz="4" w:space="3" w:color="9AA9C2"/>
           <w:right w:val="single" w:sz="4" w:space="3" w:color="9AA9C2"/>
         </w:pBdr>
-        <w:spacing w:after="60"/>
         <w:ind w:left="57" w:right="57"/>
       </w:pPr>
       <w:r>
@@ -407,13 +407,13 @@
     </w:p>
     <w:p>
       <w:pPr>
+        <w:spacing w:after="60"/>
         <w:pBdr>
           <w:top w:val="single" w:sz="4" w:space="3" w:color="9AA9C2"/>
           <w:left w:val="single" w:sz="4" w:space="3" w:color="9AA9C2"/>
           <w:bottom w:val="single" w:sz="4" w:space="3" w:color="9AA9C2"/>
           <w:right w:val="single" w:sz="4" w:space="3" w:color="9AA9C2"/>
         </w:pBdr>
-        <w:spacing w:after="60"/>
         <w:ind w:left="57" w:right="57"/>
       </w:pPr>
       <w:r>
@@ -793,13 +793,13 @@
     </w:p>
     <w:p>
       <w:pPr>
+        <w:spacing w:after="60"/>
         <w:pBdr>
           <w:top w:val="single" w:sz="4" w:space="3" w:color="9AA9C2"/>
           <w:left w:val="single" w:sz="4" w:space="3" w:color="9AA9C2"/>
           <w:bottom w:val="single" w:sz="4" w:space="3" w:color="9AA9C2"/>
           <w:right w:val="single" w:sz="4" w:space="3" w:color="9AA9C2"/>
         </w:pBdr>
-        <w:spacing w:after="60"/>
         <w:ind w:left="57" w:right="57"/>
       </w:pPr>
       <w:r>
@@ -1116,13 +1116,13 @@
     </w:p>
     <w:p>
       <w:pPr>
+        <w:spacing w:after="60"/>
         <w:pBdr>
           <w:top w:val="single" w:sz="4" w:space="3" w:color="9AA9C2"/>
           <w:left w:val="single" w:sz="4" w:space="3" w:color="9AA9C2"/>
           <w:bottom w:val="single" w:sz="4" w:space="3" w:color="9AA9C2"/>
           <w:right w:val="single" w:sz="4" w:space="3" w:color="9AA9C2"/>
         </w:pBdr>
-        <w:spacing w:after="60"/>
         <w:ind w:left="57" w:right="57"/>
       </w:pPr>
       <w:r>
@@ -1601,13 +1601,13 @@
     </w:p>
     <w:p>
       <w:pPr>
+        <w:spacing w:after="60"/>
         <w:pBdr>
           <w:top w:val="single" w:sz="4" w:space="3" w:color="9AA9C2"/>
           <w:left w:val="single" w:sz="4" w:space="3" w:color="9AA9C2"/>
           <w:bottom w:val="single" w:sz="4" w:space="3" w:color="9AA9C2"/>
           <w:right w:val="single" w:sz="4" w:space="3" w:color="9AA9C2"/>
         </w:pBdr>
-        <w:spacing w:after="60"/>
         <w:ind w:left="57" w:right="57"/>
       </w:pPr>
       <w:r>
@@ -2147,9 +2147,9 @@
     </w:p>
     <w:p>
       <w:pPr>
-        <w:shd w:val="clear" w:color="auto" w:fill="F1F4F9"/>
         <w:spacing w:after="30"/>
         <w:ind w:left="85"/>
+        <w:shd w:val="clear" w:color="auto" w:fill="F1F4F9"/>
       </w:pPr>
       <w:r>
         <w:rPr>
@@ -2349,9 +2349,9 @@
     </w:p>
     <w:p>
       <w:pPr>
-        <w:shd w:val="clear" w:color="auto" w:fill="F1F4F9"/>
         <w:spacing w:after="30"/>
         <w:ind w:left="85"/>
+        <w:shd w:val="clear" w:color="auto" w:fill="F1F4F9"/>
       </w:pPr>
       <w:r>
         <w:rPr>
@@ -2531,14 +2531,14 @@
           <w:sz w:val="20"/>
           <w:u w:val="none"/>
         </w:rPr>
-        <w:t>다음 영영풀이에 해당하는 단어를 본문에서 찾아 쓰시오. (표적: 영영풀이 어휘)</w:t>
+        <w:t>다음 우리말 뜻에 해당하는 단어를 본문에서 찾아 쓰시오. (L8은 학교 프린트 범위 밖 — 영영풀이 대신 우리말 뜻)</w:t>
       </w:r>
     </w:p>
     <w:p>
       <w:pPr>
-        <w:shd w:val="clear" w:color="auto" w:fill="F1F4F9"/>
         <w:spacing w:after="30"/>
         <w:ind w:left="85"/>
+        <w:shd w:val="clear" w:color="auto" w:fill="F1F4F9"/>
       </w:pPr>
       <w:r>
         <w:rPr>
@@ -2547,7 +2547,7 @@
           <w:sz w:val="20"/>
           <w:u w:val="none"/>
         </w:rPr>
-        <w:t xml:space="preserve"> (A) a person who starts an organization or company → f__________ → </w:t>
+        <w:t xml:space="preserve"> (A) 설립자 → f__________ → </w:t>
       </w:r>
       <w:r>
         <w:rPr>
@@ -2577,7 +2577,7 @@
           <w:sz w:val="20"/>
           <w:u w:val="none"/>
         </w:rPr>
-        <w:t xml:space="preserve"> (B) a way or track made for walking → p______ → </w:t>
+        <w:t xml:space="preserve"> (B) 길 → p______ → </w:t>
       </w:r>
       <w:r>
         <w:rPr>
@@ -2607,7 +2607,7 @@
           <w:sz w:val="20"/>
           <w:u w:val="none"/>
         </w:rPr>
-        <w:t xml:space="preserve"> (C) to speak very quietly → w__________ → </w:t>
+        <w:t xml:space="preserve"> (C) 속삭이다 (동사원형) → w__________ → </w:t>
       </w:r>
       <w:r>
         <w:rPr>
@@ -2637,7 +2637,7 @@
           <w:sz w:val="20"/>
           <w:u w:val="none"/>
         </w:rPr>
-        <w:t xml:space="preserve"> (D) a loud deep sound made by a large animal → r______ → </w:t>
+        <w:t xml:space="preserve"> (D) 포효, 으르렁거리는 소리 → r______ → </w:t>
       </w:r>
       <w:r>
         <w:rPr>
@@ -2667,7 +2667,7 @@
           <w:sz w:val="20"/>
           <w:u w:val="none"/>
         </w:rPr>
-        <w:t xml:space="preserve"> (E) a thick cloud of tiny water drops in the air → f____ → </w:t>
+        <w:t xml:space="preserve"> (E) 안개 → f____ → </w:t>
       </w:r>
       <w:r>
         <w:rPr>
@@ -2723,9 +2723,9 @@
     </w:p>
     <w:p>
       <w:pPr>
-        <w:shd w:val="clear" w:color="auto" w:fill="F1F4F9"/>
         <w:spacing w:after="30"/>
         <w:ind w:left="85"/>
+        <w:shd w:val="clear" w:color="auto" w:fill="F1F4F9"/>
       </w:pPr>
       <w:r>
         <w:rPr>
@@ -2985,9 +2985,9 @@
     </w:p>
     <w:p>
       <w:pPr>
-        <w:shd w:val="clear" w:color="auto" w:fill="F1F4F9"/>
         <w:spacing w:after="30"/>
         <w:ind w:left="85"/>
+        <w:shd w:val="clear" w:color="auto" w:fill="F1F4F9"/>
       </w:pPr>
       <w:r>
         <w:rPr>
@@ -3133,9 +3133,9 @@
     </w:p>
     <w:p>
       <w:pPr>
-        <w:shd w:val="clear" w:color="auto" w:fill="F1F4F9"/>
         <w:spacing w:after="30"/>
         <w:ind w:left="85"/>
+        <w:shd w:val="clear" w:color="auto" w:fill="F1F4F9"/>
       </w:pPr>
       <w:r>
         <w:rPr>
@@ -3266,9 +3266,9 @@
     </w:p>
     <w:p>
       <w:pPr>
-        <w:shd w:val="clear" w:color="auto" w:fill="F1F4F9"/>
         <w:spacing w:after="30"/>
         <w:ind w:left="85"/>
+        <w:shd w:val="clear" w:color="auto" w:fill="F1F4F9"/>
       </w:pPr>
       <w:r>
         <w:rPr>
@@ -3381,9 +3381,9 @@
     </w:p>
     <w:p>
       <w:pPr>
-        <w:shd w:val="clear" w:color="auto" w:fill="F1F4F9"/>
         <w:spacing w:after="30"/>
         <w:ind w:left="85"/>
+        <w:shd w:val="clear" w:color="auto" w:fill="F1F4F9"/>
       </w:pPr>
       <w:r>
         <w:rPr>
@@ -3739,9 +3739,9 @@
     </w:p>
     <w:p>
       <w:pPr>
-        <w:shd w:val="clear" w:color="auto" w:fill="F1F4F9"/>
         <w:spacing w:after="30"/>
         <w:ind w:left="85"/>
+        <w:shd w:val="clear" w:color="auto" w:fill="F1F4F9"/>
       </w:pPr>
       <w:r>
         <w:rPr>
@@ -3884,9 +3884,9 @@
     </w:p>
     <w:p>
       <w:pPr>
-        <w:shd w:val="clear" w:color="auto" w:fill="F1F4F9"/>
         <w:spacing w:after="30"/>
         <w:ind w:left="85"/>
+        <w:shd w:val="clear" w:color="auto" w:fill="F1F4F9"/>
       </w:pPr>
       <w:r>
         <w:rPr>
@@ -4161,9 +4161,9 @@
     </w:p>
     <w:p>
       <w:pPr>
-        <w:shd w:val="clear" w:color="auto" w:fill="F1F4F9"/>
         <w:spacing w:after="30"/>
         <w:ind w:left="85"/>
+        <w:shd w:val="clear" w:color="auto" w:fill="F1F4F9"/>
       </w:pPr>
       <w:r>
         <w:rPr>
@@ -4316,8 +4316,8 @@
           <w:type w:val="continuous"/>
           <w:pgSz w:w="11906" w:h="16838"/>
           <w:pgMar w:top="680" w:right="794" w:bottom="624" w:left="794" w:header="720" w:footer="720" w:gutter="0"/>
+          <w:docGrid w:linePitch="360"/>
           <w:cols w:num="2" w:space="396" w:sep="1"/>
-          <w:docGrid w:linePitch="360"/>
         </w:sectPr>
       </w:pPr>
     </w:p>
@@ -5929,8 +5929,8 @@
     <w:sectPr>
       <w:pgSz w:w="11906" w:h="16838"/>
       <w:pgMar w:top="680" w:right="794" w:bottom="624" w:left="794" w:header="720" w:footer="720" w:gutter="0"/>
+      <w:docGrid w:linePitch="360"/>
       <w:cols w:num="1" w:space="396"/>
-      <w:docGrid w:linePitch="360"/>
     </w:sectPr>
   </w:body>
 </w:document>
